--- a/documentation/fundraising/docx/plan-resolucion-cuentas-morosas.docx
+++ b/documentation/fundraising/docx/plan-resolucion-cuentas-morosas.docx
@@ -28,7 +28,7 @@
         </w:p>
       </w:sdtContent>
     </w:sdt>
-    <w:bookmarkStart w:id="38" w:name="X32eb5ce0d6b13d109c0e54983784405d9ff359d"/>
+    <w:bookmarkStart w:id="39" w:name="X32eb5ce0d6b13d109c0e54983784405d9ff359d"/>
     <w:p>
       <w:pPr>
         <w:pStyle w:val="Heading1"/>
@@ -1796,22 +1796,30 @@
       </w:r>
     </w:p>
     <w:bookmarkEnd w:id="26"/>
-    <w:bookmarkStart w:id="30" w:name="roles-del-equipo-de-3"/>
+    <w:bookmarkStart w:id="31" w:name="roles-del-equipo"/>
     <w:p>
       <w:pPr>
         <w:pStyle w:val="Heading2"/>
       </w:pPr>
       <w:r>
-        <w:t xml:space="preserve">6. Roles del equipo de 3</w:t>
-      </w:r>
-    </w:p>
-    <w:bookmarkStart w:id="27" w:name="Xc2a3f44a6ee5ab6c531033f487af90bfe18328f"/>
+        <w:t xml:space="preserve">6. Roles del equipo</w:t>
+      </w:r>
+    </w:p>
+    <w:p>
+      <w:pPr>
+        <w:pStyle w:val="FirstParagraph"/>
+      </w:pPr>
+      <w:r>
+        <w:t xml:space="preserve">La operación se maneja con una función dedicada y control distribuido:</w:t>
+      </w:r>
+    </w:p>
+    <w:bookmarkStart w:id="27" w:name="abogadoa-revisora-dueño-del-riesgo-legal"/>
     <w:p>
       <w:pPr>
         <w:pStyle w:val="Heading3"/>
       </w:pPr>
       <w:r>
-        <w:t xml:space="preserve">👑 Abogada / Socia responsable (dueña del riesgo legal)</w:t>
+        <w:t xml:space="preserve">⚖️ Abogado(a) revisor(a) (dueño del riesgo legal)</w:t>
       </w:r>
     </w:p>
     <w:p>
@@ -1823,23 +1831,17 @@
         <w:pStyle w:val="Compact"/>
       </w:pPr>
       <w:r>
-        <w:t xml:space="preserve">Es quien</w:t>
-      </w:r>
-      <w:r>
-        <w:t xml:space="preserve"> </w:t>
-      </w:r>
-      <w:r>
-        <w:rPr>
-          <w:bCs/>
-          <w:b/>
-        </w:rPr>
-        <w:t xml:space="preserve">firma las mociones</w:t>
-      </w:r>
-      <w:r>
-        <w:t xml:space="preserve"> </w:t>
-      </w:r>
-      <w:r>
-        <w:t xml:space="preserve">y asume la responsabilidad ante el bar y la Corte.</w:t>
+        <w:rPr>
+          <w:bCs/>
+          <w:b/>
+        </w:rPr>
+        <w:t xml:space="preserve">Decide, caso por caso, si conviene o no retirarse</w:t>
+      </w:r>
+      <w:r>
+        <w:t xml:space="preserve"> </w:t>
+      </w:r>
+      <w:r>
+        <w:t xml:space="preserve">(Vía A vs. Vía B).</w:t>
       </w:r>
     </w:p>
     <w:p>
@@ -1851,7 +1853,17 @@
         <w:pStyle w:val="Compact"/>
       </w:pPr>
       <w:r>
-        <w:t xml:space="preserve">Aprueba, caso por caso: buena causa para retiro, cálculo de lo devengado, montos de reembolso, descuentos de cobro.</w:t>
+        <w:rPr>
+          <w:bCs/>
+          <w:b/>
+        </w:rPr>
+        <w:t xml:space="preserve">Firma las mociones</w:t>
+      </w:r>
+      <w:r>
+        <w:t xml:space="preserve"> </w:t>
+      </w:r>
+      <w:r>
+        <w:t xml:space="preserve">y asume la responsabilidad ante el bar y la Corte.</w:t>
       </w:r>
     </w:p>
     <w:p>
@@ -1863,39 +1875,7 @@
         <w:pStyle w:val="Compact"/>
       </w:pPr>
       <w:r>
-        <w:t xml:space="preserve">Define los</w:t>
-      </w:r>
-      <w:r>
-        <w:t xml:space="preserve"> </w:t>
-      </w:r>
-      <w:r>
-        <w:rPr>
-          <w:bCs/>
-          <w:b/>
-        </w:rPr>
-        <w:t xml:space="preserve">criterios de decisión A vs. B</w:t>
-      </w:r>
-      <w:r>
-        <w:t xml:space="preserve"> </w:t>
-      </w:r>
-      <w:r>
-        <w:t xml:space="preserve">y el</w:t>
-      </w:r>
-      <w:r>
-        <w:t xml:space="preserve"> </w:t>
-      </w:r>
-      <w:r>
-        <w:rPr>
-          <w:bCs/>
-          <w:b/>
-        </w:rPr>
-        <w:t xml:space="preserve">template de la moción</w:t>
-      </w:r>
-      <w:r>
-        <w:t xml:space="preserve"> </w:t>
-      </w:r>
-      <w:r>
-        <w:t xml:space="preserve">(idealmente revisado por asesor de ética).</w:t>
+        <w:t xml:space="preserve">Aprueba: buena causa para retiro, cálculo de lo devengado, montos de reembolso, descuentos de cobro.</w:t>
       </w:r>
     </w:p>
     <w:p>
@@ -1907,7 +1887,39 @@
         <w:pStyle w:val="Compact"/>
       </w:pPr>
       <w:r>
-        <w:t xml:space="preserve">Comparece cuando un retiro no se concede a tiempo.</w:t>
+        <w:t xml:space="preserve">Define los</w:t>
+      </w:r>
+      <w:r>
+        <w:t xml:space="preserve"> </w:t>
+      </w:r>
+      <w:r>
+        <w:rPr>
+          <w:bCs/>
+          <w:b/>
+        </w:rPr>
+        <w:t xml:space="preserve">criterios de decisión A/B</w:t>
+      </w:r>
+      <w:r>
+        <w:t xml:space="preserve"> </w:t>
+      </w:r>
+      <w:r>
+        <w:t xml:space="preserve">y el</w:t>
+      </w:r>
+      <w:r>
+        <w:t xml:space="preserve"> </w:t>
+      </w:r>
+      <w:r>
+        <w:rPr>
+          <w:bCs/>
+          <w:b/>
+        </w:rPr>
+        <w:t xml:space="preserve">template de la moción</w:t>
+      </w:r>
+      <w:r>
+        <w:t xml:space="preserve"> </w:t>
+      </w:r>
+      <w:r>
+        <w:t xml:space="preserve">(idealmente revisado por asesor de ética).</w:t>
       </w:r>
     </w:p>
     <w:p>
@@ -1919,6 +1931,18 @@
         <w:pStyle w:val="Compact"/>
       </w:pPr>
       <w:r>
+        <w:t xml:space="preserve">Comparece cuando un retiro no se concede a tiempo.</w:t>
+      </w:r>
+    </w:p>
+    <w:p>
+      <w:pPr>
+        <w:numPr>
+          <w:ilvl w:val="0"/>
+          <w:numId w:val="1006"/>
+        </w:numPr>
+        <w:pStyle w:val="Compact"/>
+      </w:pPr>
+      <w:r>
         <w:t xml:space="preserve">KPI:</w:t>
       </w:r>
       <w:r>
@@ -1952,13 +1976,13 @@
       </w:r>
     </w:p>
     <w:bookmarkEnd w:id="27"/>
-    <w:bookmarkStart w:id="28" w:name="X45fd779d7ba0567ea65984c869e01eec1f81507"/>
+    <w:bookmarkStart w:id="28" w:name="X5e89430c80da936574efaddffff25c8a72f09a8"/>
     <w:p>
       <w:pPr>
         <w:pStyle w:val="Heading3"/>
       </w:pPr>
       <w:r>
-        <w:t xml:space="preserve">🎯 Persona contratada — Ejecutora de la operación (motor del plan)</w:t>
+        <w:t xml:space="preserve">👑 Jefe(a) de Contabilidad — Líder de la operación</w:t>
       </w:r>
     </w:p>
     <w:p>
@@ -1970,23 +1994,27 @@
         <w:pStyle w:val="Compact"/>
       </w:pPr>
       <w:r>
-        <w:t xml:space="preserve">Corre el</w:t>
-      </w:r>
-      <w:r>
-        <w:t xml:space="preserve"> </w:t>
-      </w:r>
-      <w:r>
-        <w:rPr>
-          <w:bCs/>
-          <w:b/>
-        </w:rPr>
-        <w:t xml:space="preserve">triage</w:t>
-      </w:r>
-      <w:r>
-        <w:t xml:space="preserve"> </w:t>
-      </w:r>
-      <w:r>
-        <w:t xml:space="preserve">y mantiene la lista maestra priorizada por audiencia.</w:t>
+        <w:rPr>
+          <w:bCs/>
+          <w:b/>
+        </w:rPr>
+        <w:t xml:space="preserve">Dirige la operación</w:t>
+      </w:r>
+      <w:r>
+        <w:t xml:space="preserve">, integra los números y</w:t>
+      </w:r>
+      <w:r>
+        <w:t xml:space="preserve"> </w:t>
+      </w:r>
+      <w:r>
+        <w:rPr>
+          <w:bCs/>
+          <w:b/>
+        </w:rPr>
+        <w:t xml:space="preserve">reporta a la Junta</w:t>
+      </w:r>
+      <w:r>
+        <w:t xml:space="preserve">.</w:t>
       </w:r>
     </w:p>
     <w:p>
@@ -1998,20 +2026,7 @@
         <w:pStyle w:val="Compact"/>
       </w:pPr>
       <w:r>
-        <w:t xml:space="preserve">Ejecuta el</w:t>
-      </w:r>
-      <w:r>
-        <w:t xml:space="preserve"> </w:t>
-      </w:r>
-      <w:r>
-        <w:rPr>
-          <w:bCs/>
-          <w:b/>
-        </w:rPr>
-        <w:t xml:space="preserve">Camino A</w:t>
-      </w:r>
-      <w:r>
-        <w:t xml:space="preserve">: contacto, estados de cuenta, planes de pago, cobro.</w:t>
+        <w:t xml:space="preserve">Extrae y asigna la cartera; supervisa el avance contra hitos y KPIs.</w:t>
       </w:r>
     </w:p>
     <w:p>
@@ -2023,23 +2038,7 @@
         <w:pStyle w:val="Compact"/>
       </w:pPr>
       <w:r>
-        <w:t xml:space="preserve">Prepara los borradores del</w:t>
-      </w:r>
-      <w:r>
-        <w:t xml:space="preserve"> </w:t>
-      </w:r>
-      <w:r>
-        <w:rPr>
-          <w:bCs/>
-          <w:b/>
-        </w:rPr>
-        <w:t xml:space="preserve">Camino B</w:t>
-      </w:r>
-      <w:r>
-        <w:t xml:space="preserve"> </w:t>
-      </w:r>
-      <w:r>
-        <w:t xml:space="preserve">para revisión/firma de la abogada.</w:t>
+        <w:t xml:space="preserve">Cierra los casos en el tablero y valida el reporte mensual.</w:t>
       </w:r>
     </w:p>
     <w:p>
@@ -2051,18 +2050,6 @@
         <w:pStyle w:val="Compact"/>
       </w:pPr>
       <w:r>
-        <w:t xml:space="preserve">Reporta diariamente P1 en riesgo y el avance de resolución.</w:t>
-      </w:r>
-    </w:p>
-    <w:p>
-      <w:pPr>
-        <w:numPr>
-          <w:ilvl w:val="0"/>
-          <w:numId w:val="1007"/>
-        </w:numPr>
-        <w:pStyle w:val="Compact"/>
-      </w:pPr>
-      <w:r>
         <w:t xml:space="preserve">KPI:</w:t>
       </w:r>
       <w:r>
@@ -2073,7 +2060,7 @@
           <w:bCs/>
           <w:b/>
         </w:rPr>
-        <w:t xml:space="preserve"># de casos resueltos/semana</w:t>
+        <w:t xml:space="preserve">% de la cartera resuelta</w:t>
       </w:r>
       <w:r>
         <w:t xml:space="preserve"> </w:t>
@@ -2089,20 +2076,20 @@
           <w:bCs/>
           <w:b/>
         </w:rPr>
-        <w:t xml:space="preserve">$ cobrado</w:t>
+        <w:t xml:space="preserve">cumplimiento del cronograma</w:t>
       </w:r>
       <w:r>
         <w:t xml:space="preserve">.</w:t>
       </w:r>
     </w:p>
     <w:bookmarkEnd w:id="28"/>
-    <w:bookmarkStart w:id="29" w:name="apoyo-de-documentación-paralegal"/>
+    <w:bookmarkStart w:id="29" w:name="X9253ecdf4e38260fa14a4c296b0ea774ea248c3"/>
     <w:p>
       <w:pPr>
         <w:pStyle w:val="Heading3"/>
       </w:pPr>
       <w:r>
-        <w:t xml:space="preserve">📁 Apoyo de documentación / paralegal</w:t>
+        <w:t xml:space="preserve">📊 Coordinadores de Cuentas por Cobrar (2 personas)</w:t>
       </w:r>
     </w:p>
     <w:p>
@@ -2114,23 +2101,17 @@
         <w:pStyle w:val="Compact"/>
       </w:pPr>
       <w:r>
-        <w:t xml:space="preserve">Arma y verifica el</w:t>
-      </w:r>
-      <w:r>
-        <w:t xml:space="preserve"> </w:t>
-      </w:r>
-      <w:r>
-        <w:rPr>
-          <w:bCs/>
-          <w:b/>
-        </w:rPr>
-        <w:t xml:space="preserve">paquete de documentación</w:t>
-      </w:r>
-      <w:r>
-        <w:t xml:space="preserve"> </w:t>
-      </w:r>
-      <w:r>
-        <w:t xml:space="preserve">de cada caso (Sección 5).</w:t>
+        <w:rPr>
+          <w:bCs/>
+          <w:b/>
+        </w:rPr>
+        <w:t xml:space="preserve">Arman el expediente</w:t>
+      </w:r>
+      <w:r>
+        <w:t xml:space="preserve"> </w:t>
+      </w:r>
+      <w:r>
+        <w:t xml:space="preserve">de cada cuenta: devengado/no devengado, próxima audiencia, contactabilidad.</w:t>
       </w:r>
     </w:p>
     <w:p>
@@ -2142,23 +2123,17 @@
         <w:pStyle w:val="Compact"/>
       </w:pPr>
       <w:r>
-        <w:t xml:space="preserve">Rastrea</w:t>
-      </w:r>
-      <w:r>
-        <w:t xml:space="preserve"> </w:t>
-      </w:r>
-      <w:r>
-        <w:rPr>
-          <w:bCs/>
-          <w:b/>
-        </w:rPr>
-        <w:t xml:space="preserve">fechas de audiencia y plazos</w:t>
-      </w:r>
-      <w:r>
-        <w:t xml:space="preserve"> </w:t>
-      </w:r>
-      <w:r>
-        <w:t xml:space="preserve">(el calendario es el corazón del riesgo).</w:t>
+        <w:rPr>
+          <w:bCs/>
+          <w:b/>
+        </w:rPr>
+        <w:t xml:space="preserve">Priorizan por fecha de audiencia</w:t>
+      </w:r>
+      <w:r>
+        <w:t xml:space="preserve"> </w:t>
+      </w:r>
+      <w:r>
+        <w:t xml:space="preserve">(P1/P2/P3) y mantienen el tablero.</w:t>
       </w:r>
     </w:p>
     <w:p>
@@ -2170,7 +2145,7 @@
         <w:pStyle w:val="Compact"/>
       </w:pPr>
       <w:r>
-        <w:t xml:space="preserve">Prepara mociones, cartas, certificados de servicio, reembolsos para firma.</w:t>
+        <w:t xml:space="preserve">Gestionan planes de pago y preparan la documentación de soporte para Legal.</w:t>
       </w:r>
     </w:p>
     <w:p>
@@ -2182,18 +2157,122 @@
         <w:pStyle w:val="Compact"/>
       </w:pPr>
       <w:r>
-        <w:t xml:space="preserve">Gestiona envíos certificados y prueba de notificación.</w:t>
+        <w:t xml:space="preserve">KPI:</w:t>
+      </w:r>
+      <w:r>
+        <w:t xml:space="preserve"> </w:t>
+      </w:r>
+      <w:r>
+        <w:rPr>
+          <w:bCs/>
+          <w:b/>
+        </w:rPr>
+        <w:t xml:space="preserve">% de expedientes completos</w:t>
+      </w:r>
+      <w:r>
+        <w:t xml:space="preserve"> </w:t>
+      </w:r>
+      <w:r>
+        <w:t xml:space="preserve">y</w:t>
+      </w:r>
+      <w:r>
+        <w:t xml:space="preserve"> </w:t>
+      </w:r>
+      <w:r>
+        <w:rPr>
+          <w:bCs/>
+          <w:b/>
+        </w:rPr>
+        <w:t xml:space="preserve">0 audiencias perdidas por descuido</w:t>
+      </w:r>
+      <w:r>
+        <w:t xml:space="preserve">.</w:t>
+      </w:r>
+    </w:p>
+    <w:bookmarkEnd w:id="29"/>
+    <w:bookmarkStart w:id="30" w:name="X28e6f3c5714cddaa8ab5349f1ce389fb689f662"/>
+    <w:p>
+      <w:pPr>
+        <w:pStyle w:val="Heading3"/>
+      </w:pPr>
+      <w:r>
+        <w:t xml:space="preserve">💰 Encargado(a) de cobranza (+ apoyo temporal opcional)</w:t>
       </w:r>
     </w:p>
     <w:p>
       <w:pPr>
         <w:numPr>
           <w:ilvl w:val="0"/>
-          <w:numId w:val="1008"/>
+          <w:numId w:val="1009"/>
         </w:numPr>
         <w:pStyle w:val="Compact"/>
       </w:pPr>
       <w:r>
+        <w:t xml:space="preserve">Ejecuta la</w:t>
+      </w:r>
+      <w:r>
+        <w:t xml:space="preserve"> </w:t>
+      </w:r>
+      <w:r>
+        <w:rPr>
+          <w:bCs/>
+          <w:b/>
+        </w:rPr>
+        <w:t xml:space="preserve">Vía A</w:t>
+      </w:r>
+      <w:r>
+        <w:t xml:space="preserve">: contacto multicanal, estados de cuenta, negociación y cobro.</w:t>
+      </w:r>
+    </w:p>
+    <w:p>
+      <w:pPr>
+        <w:numPr>
+          <w:ilvl w:val="0"/>
+          <w:numId w:val="1009"/>
+        </w:numPr>
+        <w:pStyle w:val="Compact"/>
+      </w:pPr>
+      <w:r>
+        <w:t xml:space="preserve">Escala a Legal las cuentas que no pagan ni acuerdan.</w:t>
+      </w:r>
+    </w:p>
+    <w:p>
+      <w:pPr>
+        <w:numPr>
+          <w:ilvl w:val="0"/>
+          <w:numId w:val="1009"/>
+        </w:numPr>
+        <w:pStyle w:val="Compact"/>
+      </w:pPr>
+      <w:r>
+        <w:t xml:space="preserve">El</w:t>
+      </w:r>
+      <w:r>
+        <w:t xml:space="preserve"> </w:t>
+      </w:r>
+      <w:r>
+        <w:rPr>
+          <w:bCs/>
+          <w:b/>
+        </w:rPr>
+        <w:t xml:space="preserve">apoyo temporal</w:t>
+      </w:r>
+      <w:r>
+        <w:t xml:space="preserve"> </w:t>
+      </w:r>
+      <w:r>
+        <w:t xml:space="preserve">refuerza la cobranza en los picos de volumen.</w:t>
+      </w:r>
+    </w:p>
+    <w:p>
+      <w:pPr>
+        <w:numPr>
+          <w:ilvl w:val="0"/>
+          <w:numId w:val="1009"/>
+        </w:numPr>
+        <w:pStyle w:val="Compact"/>
+      </w:pPr>
+      <w:r>
         <w:t xml:space="preserve">KPI:</w:t>
       </w:r>
       <w:r>
@@ -2204,7 +2283,7 @@
           <w:bCs/>
           <w:b/>
         </w:rPr>
-        <w:t xml:space="preserve">% de expedientes completos</w:t>
+        <w:t xml:space="preserve"># de cuentas cobradas/semana</w:t>
       </w:r>
       <w:r>
         <w:t xml:space="preserve"> </w:t>
@@ -2220,7 +2299,7 @@
           <w:bCs/>
           <w:b/>
         </w:rPr>
-        <w:t xml:space="preserve">0 audiencias perdidas por descuido</w:t>
+        <w:t xml:space="preserve">$ cobrado</w:t>
       </w:r>
       <w:r>
         <w:t xml:space="preserve">.</w:t>
@@ -2231,54 +2310,55 @@
         <w:pStyle w:val="BlockText"/>
       </w:pPr>
       <w:r>
-        <w:t xml:space="preserve">Si el equipo son exactamente 3 y uno es la persona recién contratada como ejecutora, la abogada supervisa/firma y la tercera persona hace documentación/paralegal. Los dos</w:t>
-      </w:r>
-      <w:r>
-        <w:t xml:space="preserve"> </w:t>
-      </w:r>
-      <w:r>
-        <w:t xml:space="preserve">“</w:t>
-      </w:r>
-      <w:r>
-        <w:t xml:space="preserve">bajo su mando</w:t>
-      </w:r>
-      <w:r>
-        <w:t xml:space="preserve">”</w:t>
-      </w:r>
-      <w:r>
-        <w:t xml:space="preserve"> </w:t>
-      </w:r>
-      <w:r>
-        <w:t xml:space="preserve">son la</w:t>
-      </w:r>
-      <w:r>
-        <w:t xml:space="preserve"> </w:t>
-      </w:r>
-      <w:r>
-        <w:rPr>
-          <w:bCs/>
-          <w:b/>
-        </w:rPr>
-        <w:t xml:space="preserve">ejecutora</w:t>
-      </w:r>
-      <w:r>
-        <w:t xml:space="preserve"> </w:t>
-      </w:r>
-      <w:r>
-        <w:t xml:space="preserve">y el</w:t>
-      </w:r>
-      <w:r>
-        <w:t xml:space="preserve"> </w:t>
-      </w:r>
-      <w:r>
-        <w:rPr>
-          <w:bCs/>
-          <w:b/>
-        </w:rPr>
-        <w:t xml:space="preserve">apoyo de documentación</w:t>
-      </w:r>
-      <w:r>
-        <w:t xml:space="preserve">.</w:t>
+        <w:t xml:space="preserve">Control distribuido: quien</w:t>
+      </w:r>
+      <w:r>
+        <w:t xml:space="preserve"> </w:t>
+      </w:r>
+      <w:r>
+        <w:rPr>
+          <w:bCs/>
+          <w:b/>
+        </w:rPr>
+        <w:t xml:space="preserve">arma el expediente</w:t>
+      </w:r>
+      <w:r>
+        <w:t xml:space="preserve"> </w:t>
+      </w:r>
+      <w:r>
+        <w:t xml:space="preserve">(CxC), quien</w:t>
+      </w:r>
+      <w:r>
+        <w:t xml:space="preserve"> </w:t>
+      </w:r>
+      <w:r>
+        <w:rPr>
+          <w:bCs/>
+          <w:b/>
+        </w:rPr>
+        <w:t xml:space="preserve">decide</w:t>
+      </w:r>
+      <w:r>
+        <w:t xml:space="preserve"> </w:t>
+      </w:r>
+      <w:r>
+        <w:t xml:space="preserve">(Legal) y quien</w:t>
+      </w:r>
+      <w:r>
+        <w:t xml:space="preserve"> </w:t>
+      </w:r>
+      <w:r>
+        <w:rPr>
+          <w:bCs/>
+          <w:b/>
+        </w:rPr>
+        <w:t xml:space="preserve">cobra</w:t>
+      </w:r>
+      <w:r>
+        <w:t xml:space="preserve"> </w:t>
+      </w:r>
+      <w:r>
+        <w:t xml:space="preserve">(Cobranza) son roles distintos. Ningún resultado depende de una sola persona — esto protege a la firma y a cada integrante.</w:t>
       </w:r>
     </w:p>
     <w:p>
@@ -2288,9 +2368,9 @@
         </w:pict>
       </w:r>
     </w:p>
-    <w:bookmarkEnd w:id="29"/>
     <w:bookmarkEnd w:id="30"/>
-    <w:bookmarkStart w:id="31" w:name="matemática-y-cronograma-de-la-operación"/>
+    <w:bookmarkEnd w:id="31"/>
+    <w:bookmarkStart w:id="32" w:name="matemática-y-cronograma-de-la-operación"/>
     <w:p>
       <w:pPr>
         <w:pStyle w:val="Heading2"/>
@@ -2903,8 +2983,8 @@
         </w:pict>
       </w:r>
     </w:p>
-    <w:bookmarkEnd w:id="31"/>
-    <w:bookmarkStart w:id="32" w:name="cadencia-operativa"/>
+    <w:bookmarkEnd w:id="32"/>
+    <w:bookmarkStart w:id="33" w:name="cadencia-operativa"/>
     <w:p>
       <w:pPr>
         <w:pStyle w:val="Heading2"/>
@@ -2917,7 +2997,7 @@
       <w:pPr>
         <w:numPr>
           <w:ilvl w:val="0"/>
-          <w:numId w:val="1009"/>
+          <w:numId w:val="1010"/>
         </w:numPr>
         <w:pStyle w:val="Compact"/>
       </w:pPr>
@@ -2939,7 +3019,7 @@
       <w:pPr>
         <w:numPr>
           <w:ilvl w:val="0"/>
-          <w:numId w:val="1009"/>
+          <w:numId w:val="1010"/>
         </w:numPr>
         <w:pStyle w:val="Compact"/>
       </w:pPr>
@@ -2961,7 +3041,7 @@
       <w:pPr>
         <w:numPr>
           <w:ilvl w:val="0"/>
-          <w:numId w:val="1009"/>
+          <w:numId w:val="1010"/>
         </w:numPr>
         <w:pStyle w:val="Compact"/>
       </w:pPr>
@@ -2986,8 +3066,8 @@
         </w:pict>
       </w:r>
     </w:p>
-    <w:bookmarkEnd w:id="32"/>
-    <w:bookmarkStart w:id="33" w:name="X4af91b87c1510b8f7ea13fa41d3b5d0d7b7926a"/>
+    <w:bookmarkEnd w:id="33"/>
+    <w:bookmarkStart w:id="34" w:name="X4af91b87c1510b8f7ea13fa41d3b5d0d7b7926a"/>
     <w:p>
       <w:pPr>
         <w:pStyle w:val="Heading2"/>
@@ -3556,8 +3636,8 @@
         </w:pict>
       </w:r>
     </w:p>
-    <w:bookmarkEnd w:id="33"/>
-    <w:bookmarkStart w:id="34" w:name="tablero-de-kpis-semanal"/>
+    <w:bookmarkEnd w:id="34"/>
+    <w:bookmarkStart w:id="35" w:name="tablero-de-kpis-semanal"/>
     <w:p>
       <w:pPr>
         <w:pStyle w:val="Heading2"/>
@@ -3943,8 +4023,8 @@
         </w:pict>
       </w:r>
     </w:p>
-    <w:bookmarkEnd w:id="34"/>
-    <w:bookmarkStart w:id="35" w:name="gestión-de-riesgos-aquí-está-lo-serio"/>
+    <w:bookmarkEnd w:id="35"/>
+    <w:bookmarkStart w:id="36" w:name="gestión-de-riesgos-aquí-está-lo-serio"/>
     <w:p>
       <w:pPr>
         <w:pStyle w:val="Heading2"/>
@@ -4367,8 +4447,8 @@
         </w:pict>
       </w:r>
     </w:p>
-    <w:bookmarkEnd w:id="35"/>
-    <w:bookmarkStart w:id="36" w:name="checklist-de-arranque-primeras-2-semanas"/>
+    <w:bookmarkEnd w:id="36"/>
+    <w:bookmarkStart w:id="37" w:name="checklist-de-arranque-primeras-2-semanas"/>
     <w:p>
       <w:pPr>
         <w:pStyle w:val="Heading2"/>
@@ -4381,7 +4461,7 @@
       <w:pPr>
         <w:numPr>
           <w:ilvl w:val="0"/>
-          <w:numId w:val="1010"/>
+          <w:numId w:val="1011"/>
         </w:numPr>
         <w:pStyle w:val="Compact"/>
       </w:pPr>
@@ -4393,7 +4473,7 @@
       <w:pPr>
         <w:numPr>
           <w:ilvl w:val="0"/>
-          <w:numId w:val="1010"/>
+          <w:numId w:val="1011"/>
         </w:numPr>
         <w:pStyle w:val="Compact"/>
       </w:pPr>
@@ -4415,7 +4495,7 @@
       <w:pPr>
         <w:numPr>
           <w:ilvl w:val="0"/>
-          <w:numId w:val="1010"/>
+          <w:numId w:val="1011"/>
         </w:numPr>
         <w:pStyle w:val="Compact"/>
       </w:pPr>
@@ -4443,7 +4523,7 @@
       <w:pPr>
         <w:numPr>
           <w:ilvl w:val="0"/>
-          <w:numId w:val="1010"/>
+          <w:numId w:val="1011"/>
         </w:numPr>
         <w:pStyle w:val="Compact"/>
       </w:pPr>
@@ -4465,7 +4545,7 @@
       <w:pPr>
         <w:numPr>
           <w:ilvl w:val="0"/>
-          <w:numId w:val="1010"/>
+          <w:numId w:val="1011"/>
         </w:numPr>
         <w:pStyle w:val="Compact"/>
       </w:pPr>
@@ -4500,7 +4580,7 @@
       <w:pPr>
         <w:numPr>
           <w:ilvl w:val="0"/>
-          <w:numId w:val="1010"/>
+          <w:numId w:val="1011"/>
         </w:numPr>
         <w:pStyle w:val="Compact"/>
       </w:pPr>
@@ -4538,7 +4618,7 @@
       <w:pPr>
         <w:numPr>
           <w:ilvl w:val="0"/>
-          <w:numId w:val="1010"/>
+          <w:numId w:val="1011"/>
         </w:numPr>
         <w:pStyle w:val="Compact"/>
       </w:pPr>
@@ -4566,7 +4646,7 @@
       <w:pPr>
         <w:numPr>
           <w:ilvl w:val="0"/>
-          <w:numId w:val="1010"/>
+          <w:numId w:val="1011"/>
         </w:numPr>
         <w:pStyle w:val="Compact"/>
       </w:pPr>
@@ -4578,7 +4658,7 @@
       <w:pPr>
         <w:numPr>
           <w:ilvl w:val="0"/>
-          <w:numId w:val="1010"/>
+          <w:numId w:val="1011"/>
         </w:numPr>
         <w:pStyle w:val="Compact"/>
       </w:pPr>
@@ -4606,7 +4686,7 @@
       <w:pPr>
         <w:numPr>
           <w:ilvl w:val="0"/>
-          <w:numId w:val="1010"/>
+          <w:numId w:val="1011"/>
         </w:numPr>
         <w:pStyle w:val="Compact"/>
       </w:pPr>
@@ -4634,7 +4714,7 @@
       <w:pPr>
         <w:numPr>
           <w:ilvl w:val="0"/>
-          <w:numId w:val="1010"/>
+          <w:numId w:val="1011"/>
         </w:numPr>
         <w:pStyle w:val="Compact"/>
       </w:pPr>
@@ -4649,8 +4729,8 @@
         </w:pict>
       </w:r>
     </w:p>
-    <w:bookmarkEnd w:id="36"/>
-    <w:bookmarkStart w:id="37" w:name="resumen-ejecutivo"/>
+    <w:bookmarkEnd w:id="37"/>
+    <w:bookmarkStart w:id="38" w:name="resumen-ejecutivo"/>
     <w:p>
       <w:pPr>
         <w:pStyle w:val="Heading2"/>
@@ -4857,8 +4937,8 @@
         <w:t xml:space="preserve">Documento operativo para Law Offices Santiago. Todo procedimiento de retiro y cobranza debe ser aprobado por la abogada responsable y verificado contra las reglas de conducta profesional del estado y del Immigration Court Practice Manual (EOIR) antes de ejecutarse. Ajustar supuestos (número exacto de casos, horizonte, criterios A/B) en la primera reunión — es un documento vivo. Disponible también en inglés si el equipo lo requiere.</w:t>
       </w:r>
     </w:p>
-    <w:bookmarkEnd w:id="37"/>
     <w:bookmarkEnd w:id="38"/>
+    <w:bookmarkEnd w:id="39"/>
     <w:sectPr/>
   </w:body>
 </w:document>
@@ -5238,6 +5318,9 @@
     <w:abstractNumId w:val="991"/>
   </w:num>
   <w:num w:numId="1010">
+    <w:abstractNumId w:val="991"/>
+  </w:num>
+  <w:num w:numId="1011">
     <w:abstractNumId w:val="991"/>
   </w:num>
 </w:numbering>
